--- a/docs/คู่มือระบบ Company Portal ฉบับสมบูรณ์.docx
+++ b/docs/คู่มือระบบ Company Portal ฉบับสมบูรณ์.docx
@@ -8825,6 +8825,34 @@
     </w:p>
     <w:p>
       <w:pPr>
+        <w:spacing w:after="120" w:line="300"/>
+        <w:jc w:val="both"/>
+      </w:pPr>
+      <w:r>
+        <w:rPr>
+          <w:rFonts w:ascii="Tahoma" w:cs="Tahoma" w:eastAsia="Tahoma" w:hAnsi="Tahoma"/>
+          <w:sz w:val="22"/>
+          <w:szCs w:val="22"/>
+        </w:rPr>
+        <w:t xml:space="preserve">การ์ดเดียวกันมีช่อง "ชื่อ DynDNS / IP สาธารณะของบริษัท" ซึ่งพอร์ทัลใช้ตัดสินว่าผู้ใช้อยู่ในเครือข่ายบริษัทหรือไม่ ต้องใส่ชื่อของทุกวงจรอินเทอร์เน็ต (WAN) ที่บริษัทใช้ออกเน็ต คั่นด้วยช่องว่าง เพราะเครื่องใน LAN กับเครื่องที่ต่อ VPN อาจออกอินเทอร์เน็ตคนละเส้นกัน และ VPN ต้องเป็นแบบ full tunnel มิฉะนั้นไอพีสาธารณะจะไม่เปลี่ยนและพอร์ทัลจะถือว่าผู้ใช้อยู่นอกเครือข่าย</w:t>
+      </w:r>
+    </w:p>
+    <w:p>
+      <w:pPr>
+        <w:spacing w:after="120" w:line="300"/>
+        <w:jc w:val="both"/>
+      </w:pPr>
+      <w:r>
+        <w:rPr>
+          <w:rFonts w:ascii="Tahoma" w:cs="Tahoma" w:eastAsia="Tahoma" w:hAnsi="Tahoma"/>
+          <w:sz w:val="22"/>
+          <w:szCs w:val="22"/>
+        </w:rPr>
+        <w:t xml:space="preserve">รายละเอียดทั้งหมด — วิธีทำงาน ค่าที่ใช้จริง การตั้งค่าอุปกรณ์ VPN และการแก้ปัญหา — อยู่ในเอกสาร docs/NETWORK-CHECK-AND-VPN.md ของ repository</w:t>
+      </w:r>
+    </w:p>
+    <w:p>
+      <w:pPr>
         <w:pStyle w:val="Heading2"/>
         <w:spacing w:after="120" w:before="260"/>
       </w:pPr>
@@ -10393,7 +10421,7 @@
                 <w:sz w:val="20"/>
                 <w:szCs w:val="20"/>
               </w:rPr>
-              <w:t xml:space="preserve">พักไว้ — ยังไม่มีความจำเป็น</w:t>
+              <w:t xml:space="preserve">พักไว้ — มีทางแก้ชั่วคราวแล้ว</w:t>
             </w:r>
           </w:p>
         </w:tc>
@@ -10424,7 +10452,7 @@
                 <w:sz w:val="20"/>
                 <w:szCs w:val="20"/>
               </w:rPr>
-              <w:t xml:space="preserve">ยังไม่มีแอป intranet จริงเชื่อมเข้าพอร์ทัล (มีแต่ตัวอย่างร่าง 4 รายการที่ปิดใช้งานอยู่) คู่มืออยู่ที่ SSO-OPS-002 พร้อมใช้เมื่อถึงเวลา</w:t>
+              <w:t xml:space="preserve">ปัจจุบันมีแอป intranet จริงบนพอร์ทัลแล้ว (osTicket ระดับ A ผ่าน HTTP) พอร์ทัลจึงตรวจสถานะด้วย Health Endpoint ไม่ได้ และใช้วิธีเทียบไอพีสาธารณะกับชื่อ DynDNS ของบริษัทแทน (ดู docs/NETWORK-CHECK-AND-VPN.md) เมื่อทำ HTTPS เสร็จตาม SSO-OPS-002 จึงจะกลับมาใช้ป้ายสถานะสดได้</w:t>
             </w:r>
           </w:p>
         </w:tc>
